--- a/docs/reports/surveys/2026-fy-internal-management/实荣2026财年内部管理调研分析报告.docx
+++ b/docs/reports/surveys/2026-fy-internal-management/实荣2026财年内部管理调研分析报告.docx
@@ -9,7 +9,7 @@
       </w:pPr>
       <w:r>
         <w:rPr>
-          <w:rFonts w:ascii="Arial" w:hAnsi="Arial" w:eastAsia="黑体"/>
+          <w:rFonts w:ascii="Calibri" w:hAnsi="Calibri" w:eastAsia="黑体"/>
           <w:b/>
           <w:sz w:val="36"/>
         </w:rPr>
@@ -22,7 +22,7 @@
       </w:pPr>
       <w:r>
         <w:rPr>
-          <w:rFonts w:ascii="Arial" w:hAnsi="Arial" w:eastAsia="黑体"/>
+          <w:rFonts w:ascii="Calibri" w:hAnsi="Calibri" w:eastAsia="黑体"/>
           <w:b/>
           <w:sz w:val="28"/>
         </w:rPr>
@@ -96,7 +96,7 @@
       </w:pPr>
       <w:r>
         <w:rPr>
-          <w:rFonts w:ascii="Arial" w:hAnsi="Arial" w:eastAsia="黑体"/>
+          <w:rFonts w:ascii="Calibri" w:hAnsi="Calibri" w:eastAsia="黑体"/>
           <w:b/>
           <w:sz w:val="24"/>
         </w:rPr>
@@ -105,8 +105,8 @@
     </w:p>
     <w:p>
       <w:pPr>
-        <w:spacing w:after="60" w:before="0" w:line="324" w:lineRule="auto"/>
-        <w:ind w:left="170"/>
+        <w:spacing w:after="80" w:before="0" w:line="324" w:lineRule="auto"/>
+        <w:ind w:left="113"/>
       </w:pPr>
       <w:r>
         <w:rPr>
@@ -135,8 +135,8 @@
     </w:p>
     <w:p>
       <w:pPr>
-        <w:spacing w:after="60" w:before="0" w:line="324" w:lineRule="auto"/>
-        <w:ind w:left="170"/>
+        <w:spacing w:after="80" w:before="0" w:line="324" w:lineRule="auto"/>
+        <w:ind w:left="113"/>
       </w:pPr>
       <w:r>
         <w:rPr>
@@ -165,8 +165,8 @@
     </w:p>
     <w:p>
       <w:pPr>
-        <w:spacing w:after="60" w:before="0" w:line="324" w:lineRule="auto"/>
-        <w:ind w:left="170"/>
+        <w:spacing w:after="80" w:before="0" w:line="324" w:lineRule="auto"/>
+        <w:ind w:left="113"/>
       </w:pPr>
       <w:r>
         <w:rPr>
@@ -195,8 +195,8 @@
     </w:p>
     <w:p>
       <w:pPr>
-        <w:spacing w:after="60" w:before="0" w:line="324" w:lineRule="auto"/>
-        <w:ind w:left="170"/>
+        <w:spacing w:after="80" w:before="0" w:line="324" w:lineRule="auto"/>
+        <w:ind w:left="113"/>
       </w:pPr>
       <w:r>
         <w:rPr>
@@ -225,8 +225,8 @@
     </w:p>
     <w:p>
       <w:pPr>
-        <w:spacing w:after="60" w:before="0" w:line="324" w:lineRule="auto"/>
-        <w:ind w:left="170"/>
+        <w:spacing w:after="80" w:before="0" w:line="324" w:lineRule="auto"/>
+        <w:ind w:left="113"/>
       </w:pPr>
       <w:r>
         <w:rPr>
@@ -259,7 +259,7 @@
       </w:pPr>
       <w:r>
         <w:rPr>
-          <w:rFonts w:ascii="Arial" w:hAnsi="Arial" w:eastAsia="黑体"/>
+          <w:rFonts w:ascii="Calibri" w:hAnsi="Calibri" w:eastAsia="黑体"/>
           <w:b/>
           <w:sz w:val="28"/>
         </w:rPr>
@@ -287,7 +287,7 @@
             <w:r/>
             <w:r>
               <w:rPr>
-                <w:rFonts w:ascii="Arial" w:hAnsi="Arial" w:eastAsia="黑体"/>
+                <w:rFonts w:ascii="Calibri" w:hAnsi="Calibri" w:eastAsia="黑体"/>
                 <w:b/>
                 <w:sz w:val="18"/>
               </w:rPr>
@@ -304,7 +304,7 @@
             <w:r/>
             <w:r>
               <w:rPr>
-                <w:rFonts w:ascii="Arial" w:hAnsi="Arial" w:eastAsia="黑体"/>
+                <w:rFonts w:ascii="Calibri" w:hAnsi="Calibri" w:eastAsia="黑体"/>
                 <w:b/>
                 <w:sz w:val="18"/>
               </w:rPr>
@@ -563,7 +563,7 @@
       </w:pPr>
       <w:r>
         <w:rPr>
-          <w:rFonts w:ascii="Arial" w:hAnsi="Arial" w:eastAsia="黑体"/>
+          <w:rFonts w:ascii="Calibri" w:hAnsi="Calibri" w:eastAsia="黑体"/>
           <w:b/>
           <w:sz w:val="24"/>
         </w:rPr>
@@ -594,7 +594,7 @@
             <w:r/>
             <w:r>
               <w:rPr>
-                <w:rFonts w:ascii="Arial" w:hAnsi="Arial" w:eastAsia="黑体"/>
+                <w:rFonts w:ascii="Calibri" w:hAnsi="Calibri" w:eastAsia="黑体"/>
                 <w:b/>
                 <w:sz w:val="18"/>
               </w:rPr>
@@ -611,7 +611,7 @@
             <w:r/>
             <w:r>
               <w:rPr>
-                <w:rFonts w:ascii="Arial" w:hAnsi="Arial" w:eastAsia="黑体"/>
+                <w:rFonts w:ascii="Calibri" w:hAnsi="Calibri" w:eastAsia="黑体"/>
                 <w:b/>
                 <w:sz w:val="18"/>
               </w:rPr>
@@ -628,7 +628,7 @@
             <w:r/>
             <w:r>
               <w:rPr>
-                <w:rFonts w:ascii="Arial" w:hAnsi="Arial" w:eastAsia="黑体"/>
+                <w:rFonts w:ascii="Calibri" w:hAnsi="Calibri" w:eastAsia="黑体"/>
                 <w:b/>
                 <w:sz w:val="18"/>
               </w:rPr>
@@ -645,7 +645,7 @@
             <w:r/>
             <w:r>
               <w:rPr>
-                <w:rFonts w:ascii="Arial" w:hAnsi="Arial" w:eastAsia="黑体"/>
+                <w:rFonts w:ascii="Calibri" w:hAnsi="Calibri" w:eastAsia="黑体"/>
                 <w:b/>
                 <w:sz w:val="18"/>
               </w:rPr>
@@ -662,7 +662,7 @@
             <w:r/>
             <w:r>
               <w:rPr>
-                <w:rFonts w:ascii="Arial" w:hAnsi="Arial" w:eastAsia="黑体"/>
+                <w:rFonts w:ascii="Calibri" w:hAnsi="Calibri" w:eastAsia="黑体"/>
                 <w:b/>
                 <w:sz w:val="18"/>
               </w:rPr>
@@ -1524,7 +1524,7 @@
       </w:pPr>
       <w:r>
         <w:rPr>
-          <w:rFonts w:ascii="Arial" w:hAnsi="Arial" w:eastAsia="黑体"/>
+          <w:rFonts w:ascii="Calibri" w:hAnsi="Calibri" w:eastAsia="黑体"/>
           <w:b/>
           <w:sz w:val="28"/>
         </w:rPr>
@@ -1555,7 +1555,7 @@
             <w:r/>
             <w:r>
               <w:rPr>
-                <w:rFonts w:ascii="Arial" w:hAnsi="Arial" w:eastAsia="黑体"/>
+                <w:rFonts w:ascii="Calibri" w:hAnsi="Calibri" w:eastAsia="黑体"/>
                 <w:b/>
                 <w:sz w:val="18"/>
               </w:rPr>
@@ -1572,7 +1572,7 @@
             <w:r/>
             <w:r>
               <w:rPr>
-                <w:rFonts w:ascii="Arial" w:hAnsi="Arial" w:eastAsia="黑体"/>
+                <w:rFonts w:ascii="Calibri" w:hAnsi="Calibri" w:eastAsia="黑体"/>
                 <w:b/>
                 <w:sz w:val="18"/>
               </w:rPr>
@@ -1589,7 +1589,7 @@
             <w:r/>
             <w:r>
               <w:rPr>
-                <w:rFonts w:ascii="Arial" w:hAnsi="Arial" w:eastAsia="黑体"/>
+                <w:rFonts w:ascii="Calibri" w:hAnsi="Calibri" w:eastAsia="黑体"/>
                 <w:b/>
                 <w:sz w:val="18"/>
               </w:rPr>
@@ -1606,7 +1606,7 @@
             <w:r/>
             <w:r>
               <w:rPr>
-                <w:rFonts w:ascii="Arial" w:hAnsi="Arial" w:eastAsia="黑体"/>
+                <w:rFonts w:ascii="Calibri" w:hAnsi="Calibri" w:eastAsia="黑体"/>
                 <w:b/>
                 <w:sz w:val="18"/>
               </w:rPr>
@@ -1623,7 +1623,7 @@
             <w:r/>
             <w:r>
               <w:rPr>
-                <w:rFonts w:ascii="Arial" w:hAnsi="Arial" w:eastAsia="黑体"/>
+                <w:rFonts w:ascii="Calibri" w:hAnsi="Calibri" w:eastAsia="黑体"/>
                 <w:b/>
                 <w:sz w:val="18"/>
               </w:rPr>
@@ -2464,7 +2464,7 @@
       </w:pPr>
       <w:r>
         <w:rPr>
-          <w:rFonts w:ascii="Arial" w:hAnsi="Arial" w:eastAsia="黑体"/>
+          <w:rFonts w:ascii="Calibri" w:hAnsi="Calibri" w:eastAsia="黑体"/>
           <w:b/>
           <w:sz w:val="28"/>
         </w:rPr>
@@ -2477,7 +2477,7 @@
       </w:pPr>
       <w:r>
         <w:rPr>
-          <w:rFonts w:ascii="Arial" w:hAnsi="Arial" w:eastAsia="黑体"/>
+          <w:rFonts w:ascii="Calibri" w:hAnsi="Calibri" w:eastAsia="黑体"/>
           <w:b/>
           <w:sz w:val="24"/>
         </w:rPr>
@@ -2500,7 +2500,7 @@
     <w:p>
       <w:pPr>
         <w:spacing w:after="60" w:before="0" w:line="324" w:lineRule="auto"/>
-        <w:ind w:left="283"/>
+        <w:ind w:left="227"/>
       </w:pPr>
       <w:r>
         <w:rPr>
@@ -2522,7 +2522,7 @@
     <w:p>
       <w:pPr>
         <w:spacing w:after="60" w:before="0" w:line="324" w:lineRule="auto"/>
-        <w:ind w:left="283"/>
+        <w:ind w:left="227"/>
       </w:pPr>
       <w:r>
         <w:rPr>
@@ -2544,7 +2544,7 @@
     <w:p>
       <w:pPr>
         <w:spacing w:after="60" w:before="0" w:line="324" w:lineRule="auto"/>
-        <w:ind w:left="283"/>
+        <w:ind w:left="227"/>
       </w:pPr>
       <w:r>
         <w:rPr>
@@ -2578,8 +2578,8 @@
     </w:p>
     <w:p>
       <w:pPr>
-        <w:spacing w:after="60" w:before="0" w:line="324" w:lineRule="auto"/>
-        <w:ind w:left="170"/>
+        <w:spacing w:after="80" w:before="0" w:line="324" w:lineRule="auto"/>
+        <w:ind w:left="113"/>
       </w:pPr>
       <w:r>
         <w:rPr>
@@ -2592,8 +2592,8 @@
     </w:p>
     <w:p>
       <w:pPr>
-        <w:spacing w:after="60" w:before="0" w:line="324" w:lineRule="auto"/>
-        <w:ind w:left="170"/>
+        <w:spacing w:after="80" w:before="0" w:line="324" w:lineRule="auto"/>
+        <w:ind w:left="113"/>
       </w:pPr>
       <w:r>
         <w:rPr>
@@ -2606,8 +2606,8 @@
     </w:p>
     <w:p>
       <w:pPr>
-        <w:spacing w:after="60" w:before="0" w:line="324" w:lineRule="auto"/>
-        <w:ind w:left="170"/>
+        <w:spacing w:after="80" w:before="0" w:line="324" w:lineRule="auto"/>
+        <w:ind w:left="113"/>
       </w:pPr>
       <w:r>
         <w:rPr>
@@ -2620,8 +2620,8 @@
     </w:p>
     <w:p>
       <w:pPr>
-        <w:spacing w:after="60" w:before="0" w:line="324" w:lineRule="auto"/>
-        <w:ind w:left="170"/>
+        <w:spacing w:after="80" w:before="0" w:line="324" w:lineRule="auto"/>
+        <w:ind w:left="113"/>
       </w:pPr>
       <w:r>
         <w:rPr>
@@ -2634,8 +2634,8 @@
     </w:p>
     <w:p>
       <w:pPr>
-        <w:spacing w:after="60" w:before="0" w:line="324" w:lineRule="auto"/>
-        <w:ind w:left="170"/>
+        <w:spacing w:after="80" w:before="0" w:line="324" w:lineRule="auto"/>
+        <w:ind w:left="113"/>
       </w:pPr>
       <w:r>
         <w:rPr>
@@ -2673,7 +2673,7 @@
       </w:pPr>
       <w:r>
         <w:rPr>
-          <w:rFonts w:ascii="Arial" w:hAnsi="Arial" w:eastAsia="黑体"/>
+          <w:rFonts w:ascii="Calibri" w:hAnsi="Calibri" w:eastAsia="黑体"/>
           <w:b/>
           <w:sz w:val="24"/>
         </w:rPr>
@@ -2696,7 +2696,7 @@
     <w:p>
       <w:pPr>
         <w:spacing w:after="60" w:before="0" w:line="324" w:lineRule="auto"/>
-        <w:ind w:left="283"/>
+        <w:ind w:left="227"/>
       </w:pPr>
       <w:r>
         <w:rPr>
@@ -2734,7 +2734,7 @@
     <w:p>
       <w:pPr>
         <w:spacing w:after="60" w:before="0" w:line="324" w:lineRule="auto"/>
-        <w:ind w:left="283"/>
+        <w:ind w:left="227"/>
       </w:pPr>
       <w:r>
         <w:rPr>
@@ -2772,7 +2772,7 @@
     <w:p>
       <w:pPr>
         <w:spacing w:after="60" w:before="0" w:line="324" w:lineRule="auto"/>
-        <w:ind w:left="283"/>
+        <w:ind w:left="227"/>
       </w:pPr>
       <w:r>
         <w:rPr>
@@ -2793,88 +2793,88 @@
     </w:p>
     <w:p>
       <w:pPr>
-        <w:spacing w:after="60" w:before="0" w:line="324" w:lineRule="auto"/>
+        <w:spacing w:after="40" w:before="0" w:line="324" w:lineRule="auto"/>
         <w:ind w:left="283"/>
       </w:pPr>
       <w:r>
         <w:rPr>
           <w:rFonts w:ascii="Calibri" w:hAnsi="Calibri" w:eastAsia="宋体"/>
           <w:b w:val="0"/>
-          <w:sz w:val="22"/>
+          <w:sz w:val="21"/>
         </w:rPr>
-        <w:t xml:space="preserve">• </w:t>
+        <w:t xml:space="preserve">– </w:t>
       </w:r>
       <w:r>
         <w:rPr>
           <w:rFonts w:ascii="Calibri" w:hAnsi="Calibri" w:eastAsia="宋体"/>
           <w:b w:val="0"/>
-          <w:sz w:val="22"/>
+          <w:sz w:val="21"/>
         </w:rPr>
         <w:t>旧仓改造、备件与运维、智能化升级（毛利稳、客户粘性强）</w:t>
       </w:r>
     </w:p>
     <w:p>
       <w:pPr>
-        <w:spacing w:after="60" w:before="0" w:line="324" w:lineRule="auto"/>
+        <w:spacing w:after="40" w:before="0" w:line="324" w:lineRule="auto"/>
         <w:ind w:left="283"/>
       </w:pPr>
       <w:r>
         <w:rPr>
           <w:rFonts w:ascii="Calibri" w:hAnsi="Calibri" w:eastAsia="宋体"/>
           <w:b w:val="0"/>
-          <w:sz w:val="22"/>
+          <w:sz w:val="21"/>
         </w:rPr>
-        <w:t xml:space="preserve">• </w:t>
+        <w:t xml:space="preserve">– </w:t>
       </w:r>
       <w:r>
         <w:rPr>
           <w:rFonts w:ascii="Calibri" w:hAnsi="Calibri" w:eastAsia="宋体"/>
           <w:b w:val="0"/>
-          <w:sz w:val="22"/>
+          <w:sz w:val="21"/>
         </w:rPr>
         <w:t>工业散料向破碎/烘干/输送/装卸一体化延伸</w:t>
       </w:r>
     </w:p>
     <w:p>
       <w:pPr>
-        <w:spacing w:after="60" w:before="0" w:line="324" w:lineRule="auto"/>
+        <w:spacing w:after="40" w:before="0" w:line="324" w:lineRule="auto"/>
         <w:ind w:left="283"/>
       </w:pPr>
       <w:r>
         <w:rPr>
           <w:rFonts w:ascii="Calibri" w:hAnsi="Calibri" w:eastAsia="宋体"/>
           <w:b w:val="0"/>
-          <w:sz w:val="22"/>
+          <w:sz w:val="21"/>
         </w:rPr>
-        <w:t xml:space="preserve">• </w:t>
+        <w:t xml:space="preserve">– </w:t>
       </w:r>
       <w:r>
         <w:rPr>
           <w:rFonts w:ascii="Calibri" w:hAnsi="Calibri" w:eastAsia="宋体"/>
           <w:b w:val="0"/>
-          <w:sz w:val="22"/>
+          <w:sz w:val="21"/>
         </w:rPr>
         <w:t>化工储罐、环保/特殊物料（木屑颗粒、化肥等）差异化场景</w:t>
       </w:r>
     </w:p>
     <w:p>
       <w:pPr>
-        <w:spacing w:after="60" w:before="0" w:line="324" w:lineRule="auto"/>
+        <w:spacing w:after="40" w:before="0" w:line="324" w:lineRule="auto"/>
         <w:ind w:left="283"/>
       </w:pPr>
       <w:r>
         <w:rPr>
           <w:rFonts w:ascii="Calibri" w:hAnsi="Calibri" w:eastAsia="宋体"/>
           <w:b w:val="0"/>
-          <w:sz w:val="22"/>
+          <w:sz w:val="21"/>
         </w:rPr>
-        <w:t xml:space="preserve">• </w:t>
+        <w:t xml:space="preserve">– </w:t>
       </w:r>
       <w:r>
         <w:rPr>
           <w:rFonts w:ascii="Calibri" w:hAnsi="Calibri" w:eastAsia="宋体"/>
           <w:b w:val="0"/>
-          <w:sz w:val="22"/>
+          <w:sz w:val="21"/>
         </w:rPr>
         <w:t>技术服务/图纸包输出（轻资产）</w:t>
       </w:r>
@@ -2895,7 +2895,7 @@
     <w:p>
       <w:pPr>
         <w:spacing w:after="60" w:before="0" w:line="324" w:lineRule="auto"/>
-        <w:ind w:left="283"/>
+        <w:ind w:left="227"/>
       </w:pPr>
       <w:r>
         <w:rPr>
@@ -2917,7 +2917,7 @@
     <w:p>
       <w:pPr>
         <w:spacing w:after="60" w:before="0" w:line="324" w:lineRule="auto"/>
-        <w:ind w:left="283"/>
+        <w:ind w:left="227"/>
       </w:pPr>
       <w:r>
         <w:rPr>
@@ -2963,7 +2963,7 @@
       </w:pPr>
       <w:r>
         <w:rPr>
-          <w:rFonts w:ascii="Arial" w:hAnsi="Arial" w:eastAsia="黑体"/>
+          <w:rFonts w:ascii="Calibri" w:hAnsi="Calibri" w:eastAsia="黑体"/>
           <w:b/>
           <w:sz w:val="24"/>
         </w:rPr>
@@ -2985,8 +2985,8 @@
     </w:p>
     <w:p>
       <w:pPr>
-        <w:spacing w:after="60" w:before="0" w:line="324" w:lineRule="auto"/>
-        <w:ind w:left="170"/>
+        <w:spacing w:after="80" w:before="0" w:line="324" w:lineRule="auto"/>
+        <w:ind w:left="113"/>
       </w:pPr>
       <w:r>
         <w:rPr>
@@ -3015,8 +3015,8 @@
     </w:p>
     <w:p>
       <w:pPr>
-        <w:spacing w:after="60" w:before="0" w:line="324" w:lineRule="auto"/>
-        <w:ind w:left="170"/>
+        <w:spacing w:after="80" w:before="0" w:line="324" w:lineRule="auto"/>
+        <w:ind w:left="113"/>
       </w:pPr>
       <w:r>
         <w:rPr>
@@ -3045,8 +3045,8 @@
     </w:p>
     <w:p>
       <w:pPr>
-        <w:spacing w:after="60" w:before="0" w:line="324" w:lineRule="auto"/>
-        <w:ind w:left="170"/>
+        <w:spacing w:after="80" w:before="0" w:line="324" w:lineRule="auto"/>
+        <w:ind w:left="113"/>
       </w:pPr>
       <w:r>
         <w:rPr>
@@ -3075,8 +3075,8 @@
     </w:p>
     <w:p>
       <w:pPr>
-        <w:spacing w:after="60" w:before="0" w:line="324" w:lineRule="auto"/>
-        <w:ind w:left="170"/>
+        <w:spacing w:after="80" w:before="0" w:line="324" w:lineRule="auto"/>
+        <w:ind w:left="113"/>
       </w:pPr>
       <w:r>
         <w:rPr>
@@ -3105,8 +3105,8 @@
     </w:p>
     <w:p>
       <w:pPr>
-        <w:spacing w:after="60" w:before="0" w:line="324" w:lineRule="auto"/>
-        <w:ind w:left="170"/>
+        <w:spacing w:after="80" w:before="0" w:line="324" w:lineRule="auto"/>
+        <w:ind w:left="113"/>
       </w:pPr>
       <w:r>
         <w:rPr>
@@ -3149,7 +3149,7 @@
     <w:p>
       <w:pPr>
         <w:spacing w:after="60" w:before="0" w:line="324" w:lineRule="auto"/>
-        <w:ind w:left="283"/>
+        <w:ind w:left="227"/>
       </w:pPr>
       <w:r>
         <w:rPr>
@@ -3171,7 +3171,7 @@
     <w:p>
       <w:pPr>
         <w:spacing w:after="60" w:before="0" w:line="324" w:lineRule="auto"/>
-        <w:ind w:left="283"/>
+        <w:ind w:left="227"/>
       </w:pPr>
       <w:r>
         <w:rPr>
@@ -3193,7 +3193,7 @@
     <w:p>
       <w:pPr>
         <w:spacing w:after="60" w:before="0" w:line="324" w:lineRule="auto"/>
-        <w:ind w:left="283"/>
+        <w:ind w:left="227"/>
       </w:pPr>
       <w:r>
         <w:rPr>
@@ -3218,7 +3218,7 @@
       </w:pPr>
       <w:r>
         <w:rPr>
-          <w:rFonts w:ascii="Arial" w:hAnsi="Arial" w:eastAsia="黑体"/>
+          <w:rFonts w:ascii="Calibri" w:hAnsi="Calibri" w:eastAsia="黑体"/>
           <w:b/>
           <w:sz w:val="24"/>
         </w:rPr>
@@ -3241,7 +3241,7 @@
     <w:p>
       <w:pPr>
         <w:spacing w:after="60" w:before="0" w:line="324" w:lineRule="auto"/>
-        <w:ind w:left="283"/>
+        <w:ind w:left="227"/>
       </w:pPr>
       <w:r>
         <w:rPr>
@@ -3263,7 +3263,7 @@
     <w:p>
       <w:pPr>
         <w:spacing w:after="60" w:before="0" w:line="324" w:lineRule="auto"/>
-        <w:ind w:left="283"/>
+        <w:ind w:left="227"/>
       </w:pPr>
       <w:r>
         <w:rPr>
@@ -3285,7 +3285,7 @@
     <w:p>
       <w:pPr>
         <w:spacing w:after="60" w:before="0" w:line="324" w:lineRule="auto"/>
-        <w:ind w:left="283"/>
+        <w:ind w:left="227"/>
       </w:pPr>
       <w:r>
         <w:rPr>
@@ -3307,7 +3307,7 @@
     <w:p>
       <w:pPr>
         <w:spacing w:after="60" w:before="0" w:line="324" w:lineRule="auto"/>
-        <w:ind w:left="283"/>
+        <w:ind w:left="227"/>
       </w:pPr>
       <w:r>
         <w:rPr>
@@ -3329,7 +3329,7 @@
     <w:p>
       <w:pPr>
         <w:spacing w:after="60" w:before="0" w:line="324" w:lineRule="auto"/>
-        <w:ind w:left="283"/>
+        <w:ind w:left="227"/>
       </w:pPr>
       <w:r>
         <w:rPr>
@@ -3382,7 +3382,7 @@
             <w:r/>
             <w:r>
               <w:rPr>
-                <w:rFonts w:ascii="Arial" w:hAnsi="Arial" w:eastAsia="黑体"/>
+                <w:rFonts w:ascii="Calibri" w:hAnsi="Calibri" w:eastAsia="黑体"/>
                 <w:b/>
                 <w:sz w:val="18"/>
               </w:rPr>
@@ -3399,7 +3399,7 @@
             <w:r/>
             <w:r>
               <w:rPr>
-                <w:rFonts w:ascii="Arial" w:hAnsi="Arial" w:eastAsia="黑体"/>
+                <w:rFonts w:ascii="Calibri" w:hAnsi="Calibri" w:eastAsia="黑体"/>
                 <w:b/>
                 <w:sz w:val="18"/>
               </w:rPr>
@@ -3624,7 +3624,7 @@
       </w:pPr>
       <w:r>
         <w:rPr>
-          <w:rFonts w:ascii="Arial" w:hAnsi="Arial" w:eastAsia="黑体"/>
+          <w:rFonts w:ascii="Calibri" w:hAnsi="Calibri" w:eastAsia="黑体"/>
           <w:b/>
           <w:sz w:val="24"/>
         </w:rPr>
@@ -3672,8 +3672,8 @@
     </w:p>
     <w:p>
       <w:pPr>
-        <w:spacing w:after="60" w:before="0" w:line="324" w:lineRule="auto"/>
-        <w:ind w:left="170"/>
+        <w:spacing w:after="80" w:before="0" w:line="324" w:lineRule="auto"/>
+        <w:ind w:left="113"/>
       </w:pPr>
       <w:r>
         <w:rPr>
@@ -3686,8 +3686,8 @@
     </w:p>
     <w:p>
       <w:pPr>
-        <w:spacing w:after="60" w:before="0" w:line="324" w:lineRule="auto"/>
-        <w:ind w:left="170"/>
+        <w:spacing w:after="80" w:before="0" w:line="324" w:lineRule="auto"/>
+        <w:ind w:left="113"/>
       </w:pPr>
       <w:r>
         <w:rPr>
@@ -3700,8 +3700,8 @@
     </w:p>
     <w:p>
       <w:pPr>
-        <w:spacing w:after="60" w:before="0" w:line="324" w:lineRule="auto"/>
-        <w:ind w:left="170"/>
+        <w:spacing w:after="80" w:before="0" w:line="324" w:lineRule="auto"/>
+        <w:ind w:left="113"/>
       </w:pPr>
       <w:r>
         <w:rPr>
@@ -3714,8 +3714,8 @@
     </w:p>
     <w:p>
       <w:pPr>
-        <w:spacing w:after="60" w:before="0" w:line="324" w:lineRule="auto"/>
-        <w:ind w:left="170"/>
+        <w:spacing w:after="80" w:before="0" w:line="324" w:lineRule="auto"/>
+        <w:ind w:left="113"/>
       </w:pPr>
       <w:r>
         <w:rPr>
@@ -3728,8 +3728,8 @@
     </w:p>
     <w:p>
       <w:pPr>
-        <w:spacing w:after="60" w:before="0" w:line="324" w:lineRule="auto"/>
-        <w:ind w:left="170"/>
+        <w:spacing w:after="80" w:before="0" w:line="324" w:lineRule="auto"/>
+        <w:ind w:left="113"/>
       </w:pPr>
       <w:r>
         <w:rPr>
@@ -3742,8 +3742,8 @@
     </w:p>
     <w:p>
       <w:pPr>
-        <w:spacing w:after="60" w:before="0" w:line="324" w:lineRule="auto"/>
-        <w:ind w:left="170"/>
+        <w:spacing w:after="80" w:before="0" w:line="324" w:lineRule="auto"/>
+        <w:ind w:left="113"/>
       </w:pPr>
       <w:r>
         <w:rPr>
@@ -3760,7 +3760,7 @@
       </w:pPr>
       <w:r>
         <w:rPr>
-          <w:rFonts w:ascii="Arial" w:hAnsi="Arial" w:eastAsia="黑体"/>
+          <w:rFonts w:ascii="Calibri" w:hAnsi="Calibri" w:eastAsia="黑体"/>
           <w:b/>
           <w:sz w:val="24"/>
         </w:rPr>
@@ -3802,7 +3802,7 @@
             <w:r/>
             <w:r>
               <w:rPr>
-                <w:rFonts w:ascii="Arial" w:hAnsi="Arial" w:eastAsia="黑体"/>
+                <w:rFonts w:ascii="Calibri" w:hAnsi="Calibri" w:eastAsia="黑体"/>
                 <w:b/>
                 <w:sz w:val="18"/>
               </w:rPr>
@@ -3819,7 +3819,7 @@
             <w:r/>
             <w:r>
               <w:rPr>
-                <w:rFonts w:ascii="Arial" w:hAnsi="Arial" w:eastAsia="黑体"/>
+                <w:rFonts w:ascii="Calibri" w:hAnsi="Calibri" w:eastAsia="黑体"/>
                 <w:b/>
                 <w:sz w:val="18"/>
               </w:rPr>
@@ -3836,7 +3836,7 @@
             <w:r/>
             <w:r>
               <w:rPr>
-                <w:rFonts w:ascii="Arial" w:hAnsi="Arial" w:eastAsia="黑体"/>
+                <w:rFonts w:ascii="Calibri" w:hAnsi="Calibri" w:eastAsia="黑体"/>
                 <w:b/>
                 <w:sz w:val="18"/>
               </w:rPr>
@@ -4117,7 +4117,7 @@
     <w:p>
       <w:pPr>
         <w:spacing w:after="60" w:before="0" w:line="324" w:lineRule="auto"/>
-        <w:ind w:left="283"/>
+        <w:ind w:left="227"/>
       </w:pPr>
       <w:r>
         <w:rPr>
@@ -4139,7 +4139,7 @@
     <w:p>
       <w:pPr>
         <w:spacing w:after="60" w:before="0" w:line="324" w:lineRule="auto"/>
-        <w:ind w:left="283"/>
+        <w:ind w:left="227"/>
       </w:pPr>
       <w:r>
         <w:rPr>
@@ -4161,7 +4161,7 @@
     <w:p>
       <w:pPr>
         <w:spacing w:after="60" w:before="0" w:line="324" w:lineRule="auto"/>
-        <w:ind w:left="283"/>
+        <w:ind w:left="227"/>
       </w:pPr>
       <w:r>
         <w:rPr>
@@ -4186,7 +4186,7 @@
       </w:pPr>
       <w:r>
         <w:rPr>
-          <w:rFonts w:ascii="Arial" w:hAnsi="Arial" w:eastAsia="黑体"/>
+          <w:rFonts w:ascii="Calibri" w:hAnsi="Calibri" w:eastAsia="黑体"/>
           <w:b/>
           <w:sz w:val="24"/>
         </w:rPr>
@@ -4208,8 +4208,8 @@
     </w:p>
     <w:p>
       <w:pPr>
-        <w:spacing w:after="60" w:before="0" w:line="324" w:lineRule="auto"/>
-        <w:ind w:left="170"/>
+        <w:spacing w:after="80" w:before="0" w:line="324" w:lineRule="auto"/>
+        <w:ind w:left="113"/>
       </w:pPr>
       <w:r>
         <w:rPr>
@@ -4238,44 +4238,44 @@
     </w:p>
     <w:p>
       <w:pPr>
-        <w:spacing w:after="60" w:before="0" w:line="324" w:lineRule="auto"/>
-        <w:ind w:left="283"/>
+        <w:spacing w:after="40" w:before="0" w:line="324" w:lineRule="auto"/>
+        <w:ind w:left="454"/>
       </w:pPr>
       <w:r>
         <w:rPr>
           <w:rFonts w:ascii="Calibri" w:hAnsi="Calibri" w:eastAsia="宋体"/>
           <w:b w:val="0"/>
-          <w:sz w:val="22"/>
+          <w:sz w:val="21"/>
         </w:rPr>
-        <w:t xml:space="preserve">• </w:t>
+        <w:t xml:space="preserve">– </w:t>
       </w:r>
       <w:r>
         <w:rPr>
           <w:rFonts w:ascii="Calibri" w:hAnsi="Calibri" w:eastAsia="宋体"/>
           <w:b w:val="0"/>
-          <w:sz w:val="22"/>
+          <w:sz w:val="21"/>
         </w:rPr>
         <w:t>有同事将总经办与人资、行政、财务、法务、审计并列，定位为统筹协调与风险保障部门，主张整体从“审批管控”转向“业务支持 + 风险保障”；</w:t>
       </w:r>
     </w:p>
     <w:p>
       <w:pPr>
-        <w:spacing w:after="60" w:before="0" w:line="324" w:lineRule="auto"/>
-        <w:ind w:left="283"/>
+        <w:spacing w:after="40" w:before="0" w:line="324" w:lineRule="auto"/>
+        <w:ind w:left="454"/>
       </w:pPr>
       <w:r>
         <w:rPr>
           <w:rFonts w:ascii="Calibri" w:hAnsi="Calibri" w:eastAsia="宋体"/>
           <w:b w:val="0"/>
-          <w:sz w:val="22"/>
+          <w:sz w:val="21"/>
         </w:rPr>
-        <w:t xml:space="preserve">• </w:t>
+        <w:t xml:space="preserve">– </w:t>
       </w:r>
       <w:r>
         <w:rPr>
           <w:rFonts w:ascii="Calibri" w:hAnsi="Calibri" w:eastAsia="宋体"/>
           <w:b w:val="0"/>
-          <w:sz w:val="22"/>
+          <w:sz w:val="21"/>
         </w:rPr>
         <w:t>具体改进意见包括：</w:t>
       </w:r>
@@ -4283,7 +4283,7 @@
         <w:rPr>
           <w:rFonts w:ascii="Calibri" w:hAnsi="Calibri" w:eastAsia="宋体"/>
           <w:b/>
-          <w:sz w:val="22"/>
+          <w:sz w:val="21"/>
         </w:rPr>
         <w:t>减少不必要会议</w:t>
       </w:r>
@@ -4291,59 +4291,59 @@
         <w:rPr>
           <w:rFonts w:ascii="Calibri" w:hAnsi="Calibri" w:eastAsia="宋体"/>
           <w:b w:val="0"/>
-          <w:sz w:val="22"/>
+          <w:sz w:val="21"/>
         </w:rPr>
         <w:t>；</w:t>
       </w:r>
     </w:p>
     <w:p>
       <w:pPr>
-        <w:spacing w:after="60" w:before="0" w:line="324" w:lineRule="auto"/>
-        <w:ind w:left="283"/>
+        <w:spacing w:after="40" w:before="0" w:line="324" w:lineRule="auto"/>
+        <w:ind w:left="454"/>
       </w:pPr>
       <w:r>
         <w:rPr>
           <w:rFonts w:ascii="Calibri" w:hAnsi="Calibri" w:eastAsia="宋体"/>
           <w:b w:val="0"/>
-          <w:sz w:val="22"/>
+          <w:sz w:val="21"/>
         </w:rPr>
-        <w:t xml:space="preserve">• </w:t>
+        <w:t xml:space="preserve">– </w:t>
       </w:r>
       <w:r>
         <w:rPr>
           <w:rFonts w:ascii="Calibri" w:hAnsi="Calibri" w:eastAsia="宋体"/>
           <w:b w:val="0"/>
-          <w:sz w:val="22"/>
+          <w:sz w:val="21"/>
         </w:rPr>
         <w:t>亦有正面评价：跨部门协调、SOP 流程梳理“很接近优秀大型企业表现”，并建议增加标杆分享与荣誉表彰会；</w:t>
       </w:r>
     </w:p>
     <w:p>
       <w:pPr>
-        <w:spacing w:after="60" w:before="0" w:line="324" w:lineRule="auto"/>
-        <w:ind w:left="283"/>
+        <w:spacing w:after="40" w:before="0" w:line="324" w:lineRule="auto"/>
+        <w:ind w:left="454"/>
       </w:pPr>
       <w:r>
         <w:rPr>
           <w:rFonts w:ascii="Calibri" w:hAnsi="Calibri" w:eastAsia="宋体"/>
           <w:b w:val="0"/>
-          <w:sz w:val="22"/>
+          <w:sz w:val="21"/>
         </w:rPr>
-        <w:t xml:space="preserve">• </w:t>
+        <w:t xml:space="preserve">– </w:t>
       </w:r>
       <w:r>
         <w:rPr>
           <w:rFonts w:ascii="Calibri" w:hAnsi="Calibri" w:eastAsia="宋体"/>
           <w:b w:val="0"/>
-          <w:sz w:val="22"/>
+          <w:sz w:val="21"/>
         </w:rPr>
-        <w:t>另有答卷涉及盖章/总经理审批权限分级（非关键合同不必层层到总经理），侧面反映总经办统筹下的审批效率诉求。</w:t>
+        <w:t>另有答卷涉及盖章/总经理审批权限分级（合作协议、保密协议等非关键合同不必层层到总经理；高于一定金额及大型项目再走总经理审批），侧面反映审批效率诉求。</w:t>
       </w:r>
     </w:p>
     <w:p>
       <w:pPr>
-        <w:spacing w:after="60" w:before="0" w:line="324" w:lineRule="auto"/>
-        <w:ind w:left="170"/>
+        <w:spacing w:after="80" w:before="0" w:line="324" w:lineRule="auto"/>
+        <w:ind w:left="113"/>
       </w:pPr>
       <w:r>
         <w:rPr>
@@ -4367,13 +4367,193 @@
           <w:b w:val="0"/>
           <w:sz w:val="22"/>
         </w:rPr>
-        <w:t xml:space="preserve"> 报销过严过繁、粘贴规范、海外汇率/无票场景缺弹性；月报及时性；建议加快财务系统上线。</w:t>
+        <w:t xml:space="preserve"> 意见最多、也最具体，集中在“报销体验、经营信息时效、数字化支撑、资金与风险协同”四方面——</w:t>
       </w:r>
     </w:p>
     <w:p>
       <w:pPr>
-        <w:spacing w:after="60" w:before="0" w:line="324" w:lineRule="auto"/>
-        <w:ind w:left="170"/>
+        <w:spacing w:after="40" w:before="0" w:line="324" w:lineRule="auto"/>
+        <w:ind w:left="454"/>
+      </w:pPr>
+      <w:r>
+        <w:rPr>
+          <w:rFonts w:ascii="Calibri" w:hAnsi="Calibri" w:eastAsia="宋体"/>
+          <w:b w:val="0"/>
+          <w:sz w:val="21"/>
+        </w:rPr>
+        <w:t xml:space="preserve">– </w:t>
+      </w:r>
+      <w:r>
+        <w:rPr>
+          <w:rFonts w:ascii="Calibri" w:hAnsi="Calibri" w:eastAsia="宋体"/>
+          <w:b/>
+          <w:sz w:val="21"/>
+        </w:rPr>
+        <w:t>报销过严过繁、耗时长：</w:t>
+      </w:r>
+      <w:r>
+        <w:rPr>
+          <w:rFonts w:ascii="Calibri" w:hAnsi="Calibri" w:eastAsia="宋体"/>
+          <w:b w:val="0"/>
+          <w:sz w:val="21"/>
+        </w:rPr>
+        <w:t xml:space="preserve"> 有人直言“几张票折腾 1–2 小时”；海外汇率波动、打车停车费/过路费无票但支付金额可核对、纸质发票裁剪粘贴规范等细节要求过细，出差本身辛苦，不应在报销环节再消耗大量精力。建议在保证真实性前提下保留弹性，例如金额 3000 元以内、发票误差 5% 以内，由报销人说明或补票，无需整单重提审批。</w:t>
+      </w:r>
+    </w:p>
+    <w:p>
+      <w:pPr>
+        <w:spacing w:after="40" w:before="0" w:line="324" w:lineRule="auto"/>
+        <w:ind w:left="454"/>
+      </w:pPr>
+      <w:r>
+        <w:rPr>
+          <w:rFonts w:ascii="Calibri" w:hAnsi="Calibri" w:eastAsia="宋体"/>
+          <w:b w:val="0"/>
+          <w:sz w:val="21"/>
+        </w:rPr>
+        <w:t xml:space="preserve">– </w:t>
+      </w:r>
+      <w:r>
+        <w:rPr>
+          <w:rFonts w:ascii="Calibri" w:hAnsi="Calibri" w:eastAsia="宋体"/>
+          <w:b/>
+          <w:sz w:val="21"/>
+        </w:rPr>
+        <w:t>票据合规与公司成本冲突：</w:t>
+      </w:r>
+      <w:r>
+        <w:rPr>
+          <w:rFonts w:ascii="Calibri" w:hAnsi="Calibri" w:eastAsia="宋体"/>
+          <w:b w:val="0"/>
+          <w:sz w:val="21"/>
+        </w:rPr>
+        <w:t xml:space="preserve"> 举例出国手机漫游——自行买流量更省却因无票不能报，只能选更贵但能开票方案；建议对“更省钱但无票”与“更贵但有票”建立特殊审批机制，以公司整体利益判断。出差、参展、公司软件付费等明确业务支出，尽量减少个人垫付。</w:t>
+      </w:r>
+    </w:p>
+    <w:p>
+      <w:pPr>
+        <w:spacing w:after="40" w:before="0" w:line="324" w:lineRule="auto"/>
+        <w:ind w:left="454"/>
+      </w:pPr>
+      <w:r>
+        <w:rPr>
+          <w:rFonts w:ascii="Calibri" w:hAnsi="Calibri" w:eastAsia="宋体"/>
+          <w:b w:val="0"/>
+          <w:sz w:val="21"/>
+        </w:rPr>
+        <w:t xml:space="preserve">– </w:t>
+      </w:r>
+      <w:r>
+        <w:rPr>
+          <w:rFonts w:ascii="Calibri" w:hAnsi="Calibri" w:eastAsia="宋体"/>
+          <w:b/>
+          <w:sz w:val="21"/>
+        </w:rPr>
+        <w:t>粘贴单与表单体验：</w:t>
+      </w:r>
+      <w:r>
+        <w:rPr>
+          <w:rFonts w:ascii="Calibri" w:hAnsi="Calibri" w:eastAsia="宋体"/>
+          <w:b w:val="0"/>
+          <w:sz w:val="21"/>
+        </w:rPr>
+        <w:t xml:space="preserve"> 建议粘贴单改为 A4，现有尺寸看似省纸，实际打印裁剪错误多、反而更浪费；报销表单中的项目目录需实时更新。</w:t>
+      </w:r>
+    </w:p>
+    <w:p>
+      <w:pPr>
+        <w:spacing w:after="40" w:before="0" w:line="324" w:lineRule="auto"/>
+        <w:ind w:left="454"/>
+      </w:pPr>
+      <w:r>
+        <w:rPr>
+          <w:rFonts w:ascii="Calibri" w:hAnsi="Calibri" w:eastAsia="宋体"/>
+          <w:b w:val="0"/>
+          <w:sz w:val="21"/>
+        </w:rPr>
+        <w:t xml:space="preserve">– </w:t>
+      </w:r>
+      <w:r>
+        <w:rPr>
+          <w:rFonts w:ascii="Calibri" w:hAnsi="Calibri" w:eastAsia="宋体"/>
+          <w:b/>
+          <w:sz w:val="21"/>
+        </w:rPr>
+        <w:t>月报及时性：</w:t>
+      </w:r>
+      <w:r>
+        <w:rPr>
+          <w:rFonts w:ascii="Calibri" w:hAnsi="Calibri" w:eastAsia="宋体"/>
+          <w:b w:val="0"/>
+          <w:sz w:val="21"/>
+        </w:rPr>
+        <w:t xml:space="preserve"> 建议每月 10 日前出具月度财务报表及说明，便于领导掌握经营情况，也便于审计跟进。</w:t>
+      </w:r>
+    </w:p>
+    <w:p>
+      <w:pPr>
+        <w:spacing w:after="40" w:before="0" w:line="324" w:lineRule="auto"/>
+        <w:ind w:left="454"/>
+      </w:pPr>
+      <w:r>
+        <w:rPr>
+          <w:rFonts w:ascii="Calibri" w:hAnsi="Calibri" w:eastAsia="宋体"/>
+          <w:b w:val="0"/>
+          <w:sz w:val="21"/>
+        </w:rPr>
+        <w:t xml:space="preserve">– </w:t>
+      </w:r>
+      <w:r>
+        <w:rPr>
+          <w:rFonts w:ascii="Calibri" w:hAnsi="Calibri" w:eastAsia="宋体"/>
+          <w:b/>
+          <w:sz w:val="21"/>
+        </w:rPr>
+        <w:t>财务系统上线：</w:t>
+      </w:r>
+      <w:r>
+        <w:rPr>
+          <w:rFonts w:ascii="Calibri" w:hAnsi="Calibri" w:eastAsia="宋体"/>
+          <w:b w:val="0"/>
+          <w:sz w:val="21"/>
+        </w:rPr>
+        <w:t xml:space="preserve"> 个人年度报销仍靠 Excel 统计，亟需线上财务系统打通日常报销与经营管理数字化。</w:t>
+      </w:r>
+    </w:p>
+    <w:p>
+      <w:pPr>
+        <w:spacing w:after="40" w:before="0" w:line="324" w:lineRule="auto"/>
+        <w:ind w:left="454"/>
+      </w:pPr>
+      <w:r>
+        <w:rPr>
+          <w:rFonts w:ascii="Calibri" w:hAnsi="Calibri" w:eastAsia="宋体"/>
+          <w:b w:val="0"/>
+          <w:sz w:val="21"/>
+        </w:rPr>
+        <w:t xml:space="preserve">– </w:t>
+      </w:r>
+      <w:r>
+        <w:rPr>
+          <w:rFonts w:ascii="Calibri" w:hAnsi="Calibri" w:eastAsia="宋体"/>
+          <w:b/>
+          <w:sz w:val="21"/>
+        </w:rPr>
+        <w:t>其他经营协同：</w:t>
+      </w:r>
+      <w:r>
+        <w:rPr>
+          <w:rFonts w:ascii="Calibri" w:hAnsi="Calibri" w:eastAsia="宋体"/>
+          <w:b w:val="0"/>
+          <w:sz w:val="21"/>
+        </w:rPr>
+        <w:t xml:space="preserve"> 工资发放时清晰列明项目提成计算方式、总利润、提成基数与发放比例；项目尾款回款定期通报督促责任人（供应商已出现抬价规避尾款风险）；中信保投保目前单人端口操作、金额较高，建议强化审核；财务与审计定期清点兆泰仓库通用库存（如镀锌钢管）；正面评价方面，有人肯定财务风险把控严谨，并建议每月/季度开财务分析会。</w:t>
+      </w:r>
+    </w:p>
+    <w:p>
+      <w:pPr>
+        <w:spacing w:after="80" w:before="0" w:line="324" w:lineRule="auto"/>
+        <w:ind w:left="113"/>
       </w:pPr>
       <w:r>
         <w:rPr>
@@ -4397,13 +4577,163 @@
           <w:b w:val="0"/>
           <w:sz w:val="22"/>
         </w:rPr>
-        <w:t xml:space="preserve"> 新员工带教弱、绩效需部门负责人真正参与、人才画像与梯队、职称支持。</w:t>
+        <w:t xml:space="preserve"> 关注点从“事务办理”转向“人才体系与绩效机制”——</w:t>
       </w:r>
     </w:p>
     <w:p>
       <w:pPr>
-        <w:spacing w:after="60" w:before="0" w:line="324" w:lineRule="auto"/>
-        <w:ind w:left="170"/>
+        <w:spacing w:after="40" w:before="0" w:line="324" w:lineRule="auto"/>
+        <w:ind w:left="454"/>
+      </w:pPr>
+      <w:r>
+        <w:rPr>
+          <w:rFonts w:ascii="Calibri" w:hAnsi="Calibri" w:eastAsia="宋体"/>
+          <w:b w:val="0"/>
+          <w:sz w:val="21"/>
+        </w:rPr>
+        <w:t xml:space="preserve">– </w:t>
+      </w:r>
+      <w:r>
+        <w:rPr>
+          <w:rFonts w:ascii="Calibri" w:hAnsi="Calibri" w:eastAsia="宋体"/>
+          <w:b/>
+          <w:sz w:val="21"/>
+        </w:rPr>
+        <w:t>新员工带教弱：</w:t>
+      </w:r>
+      <w:r>
+        <w:rPr>
+          <w:rFonts w:ascii="Calibri" w:hAnsi="Calibri" w:eastAsia="宋体"/>
+          <w:b w:val="0"/>
+          <w:sz w:val="21"/>
+        </w:rPr>
+        <w:t xml:space="preserve"> 入职后工作多靠自己摸索，无人带帮较突出；CRM 使用、邮箱抄送等基础规则也不清晰。建议恢复入职后带新员工到各部门介绍，并建立公司级 + 部门级系统培训，缩短上手周期。</w:t>
+      </w:r>
+    </w:p>
+    <w:p>
+      <w:pPr>
+        <w:spacing w:after="40" w:before="0" w:line="324" w:lineRule="auto"/>
+        <w:ind w:left="454"/>
+      </w:pPr>
+      <w:r>
+        <w:rPr>
+          <w:rFonts w:ascii="Calibri" w:hAnsi="Calibri" w:eastAsia="宋体"/>
+          <w:b w:val="0"/>
+          <w:sz w:val="21"/>
+        </w:rPr>
+        <w:t xml:space="preserve">– </w:t>
+      </w:r>
+      <w:r>
+        <w:rPr>
+          <w:rFonts w:ascii="Calibri" w:hAnsi="Calibri" w:eastAsia="宋体"/>
+          <w:b/>
+          <w:sz w:val="21"/>
+        </w:rPr>
+        <w:t>绩效需部门负责人真正参与：</w:t>
+      </w:r>
+      <w:r>
+        <w:rPr>
+          <w:rFonts w:ascii="Calibri" w:hAnsi="Calibri" w:eastAsia="宋体"/>
+          <w:b w:val="0"/>
+          <w:sz w:val="21"/>
+        </w:rPr>
+        <w:t xml:space="preserve"> 有人认为考核内容、打分、发多少工资部门负责人未深度参与；建议纸质或线上考核都必须经部门负责人，才能“能者上、庸者下，能者多得”。另有意见提出绩效指标应减少冗余，坚持“抓重点、看结果”，剔除细碎低价值指标；主要职能部门可对员工综合能力与表现做年度考核，作为调薪依据。</w:t>
+      </w:r>
+    </w:p>
+    <w:p>
+      <w:pPr>
+        <w:spacing w:after="40" w:before="0" w:line="324" w:lineRule="auto"/>
+        <w:ind w:left="454"/>
+      </w:pPr>
+      <w:r>
+        <w:rPr>
+          <w:rFonts w:ascii="Calibri" w:hAnsi="Calibri" w:eastAsia="宋体"/>
+          <w:b w:val="0"/>
+          <w:sz w:val="21"/>
+        </w:rPr>
+        <w:t xml:space="preserve">– </w:t>
+      </w:r>
+      <w:r>
+        <w:rPr>
+          <w:rFonts w:ascii="Calibri" w:hAnsi="Calibri" w:eastAsia="宋体"/>
+          <w:b/>
+          <w:sz w:val="21"/>
+        </w:rPr>
+        <w:t>人才画像与梯队：</w:t>
+      </w:r>
+      <w:r>
+        <w:rPr>
+          <w:rFonts w:ascii="Calibri" w:hAnsi="Calibri" w:eastAsia="宋体"/>
+          <w:b w:val="0"/>
+          <w:sz w:val="21"/>
+        </w:rPr>
+        <w:t xml:space="preserve"> 国际化阶段对复合型人才需求升高，建议建立关键岗位梯队（新业务、技术倾斜资源），培养懂技术、懂业务、懂国际市场的人才，避免过度依赖少数核心人员；经理及以上人才引进宜偏重大公司背景、专业资格与多年对口管理经验；重要岗位补强“选育用留”人才画像培训。</w:t>
+      </w:r>
+    </w:p>
+    <w:p>
+      <w:pPr>
+        <w:spacing w:after="40" w:before="0" w:line="324" w:lineRule="auto"/>
+        <w:ind w:left="454"/>
+      </w:pPr>
+      <w:r>
+        <w:rPr>
+          <w:rFonts w:ascii="Calibri" w:hAnsi="Calibri" w:eastAsia="宋体"/>
+          <w:b w:val="0"/>
+          <w:sz w:val="21"/>
+        </w:rPr>
+        <w:t xml:space="preserve">– </w:t>
+      </w:r>
+      <w:r>
+        <w:rPr>
+          <w:rFonts w:ascii="Calibri" w:hAnsi="Calibri" w:eastAsia="宋体"/>
+          <w:b/>
+          <w:sz w:val="21"/>
+        </w:rPr>
+        <w:t>职称与发展通道：</w:t>
+      </w:r>
+      <w:r>
+        <w:rPr>
+          <w:rFonts w:ascii="Calibri" w:hAnsi="Calibri" w:eastAsia="宋体"/>
+          <w:b w:val="0"/>
+          <w:sz w:val="21"/>
+        </w:rPr>
+        <w:t xml:space="preserve"> 希望公司在评职称上提供帮助；同步完善培训体系与晋升通道，让员工看到长期发展机会。</w:t>
+      </w:r>
+    </w:p>
+    <w:p>
+      <w:pPr>
+        <w:spacing w:after="40" w:before="0" w:line="324" w:lineRule="auto"/>
+        <w:ind w:left="454"/>
+      </w:pPr>
+      <w:r>
+        <w:rPr>
+          <w:rFonts w:ascii="Calibri" w:hAnsi="Calibri" w:eastAsia="宋体"/>
+          <w:b w:val="0"/>
+          <w:sz w:val="21"/>
+        </w:rPr>
+        <w:t xml:space="preserve">– </w:t>
+      </w:r>
+      <w:r>
+        <w:rPr>
+          <w:rFonts w:ascii="Calibri" w:hAnsi="Calibri" w:eastAsia="宋体"/>
+          <w:b/>
+          <w:sz w:val="21"/>
+        </w:rPr>
+        <w:t>制度宣贯：</w:t>
+      </w:r>
+      <w:r>
+        <w:rPr>
+          <w:rFonts w:ascii="Calibri" w:hAnsi="Calibri" w:eastAsia="宋体"/>
+          <w:b w:val="0"/>
+          <w:sz w:val="21"/>
+        </w:rPr>
+        <w:t xml:space="preserve"> 建议人力资源对全员管理制度做线下统一宣贯；调休/假期类制度执行前应事先告知说明。另有个别尖锐评价认为“人资、行政懒散”，虽属少数，但提示服务响应体感需关注。</w:t>
+      </w:r>
+    </w:p>
+    <w:p>
+      <w:pPr>
+        <w:spacing w:after="80" w:before="0" w:line="324" w:lineRule="auto"/>
+        <w:ind w:left="113"/>
       </w:pPr>
       <w:r>
         <w:rPr>
@@ -4427,13 +4757,133 @@
           <w:b w:val="0"/>
           <w:sz w:val="22"/>
         </w:rPr>
-        <w:t xml:space="preserve"> 差旅票务审批过长导致机票涨价；调休规则沟通不足。</w:t>
+        <w:t xml:space="preserve"> 问题更贴近日常办事效率与规则沟通——</w:t>
       </w:r>
     </w:p>
     <w:p>
       <w:pPr>
-        <w:spacing w:after="60" w:before="0" w:line="324" w:lineRule="auto"/>
-        <w:ind w:left="170"/>
+        <w:spacing w:after="40" w:before="0" w:line="324" w:lineRule="auto"/>
+        <w:ind w:left="454"/>
+      </w:pPr>
+      <w:r>
+        <w:rPr>
+          <w:rFonts w:ascii="Calibri" w:hAnsi="Calibri" w:eastAsia="宋体"/>
+          <w:b w:val="0"/>
+          <w:sz w:val="21"/>
+        </w:rPr>
+        <w:t xml:space="preserve">– </w:t>
+      </w:r>
+      <w:r>
+        <w:rPr>
+          <w:rFonts w:ascii="Calibri" w:hAnsi="Calibri" w:eastAsia="宋体"/>
+          <w:b/>
+          <w:sz w:val="21"/>
+        </w:rPr>
+        <w:t>差旅票务审批过长导致机票涨价甚至无票：</w:t>
+      </w:r>
+      <w:r>
+        <w:rPr>
+          <w:rFonts w:ascii="Calibri" w:hAnsi="Calibri" w:eastAsia="宋体"/>
+          <w:b w:val="0"/>
+          <w:sz w:val="21"/>
+        </w:rPr>
+        <w:t xml:space="preserve"> 出差审批与票务购买审批流高度重叠（主管→负责人→公司领导），机票价格实时性强，等审批完成再买往往已涨价或无票、打乱行程。建议出差仍走原审批至公司领导；票务购买改为行政先审、部门负责人终审，缩短购票窗口。</w:t>
+      </w:r>
+    </w:p>
+    <w:p>
+      <w:pPr>
+        <w:spacing w:after="40" w:before="0" w:line="324" w:lineRule="auto"/>
+        <w:ind w:left="454"/>
+      </w:pPr>
+      <w:r>
+        <w:rPr>
+          <w:rFonts w:ascii="Calibri" w:hAnsi="Calibri" w:eastAsia="宋体"/>
+          <w:b w:val="0"/>
+          <w:sz w:val="21"/>
+        </w:rPr>
+        <w:t xml:space="preserve">– </w:t>
+      </w:r>
+      <w:r>
+        <w:rPr>
+          <w:rFonts w:ascii="Calibri" w:hAnsi="Calibri" w:eastAsia="宋体"/>
+          <w:b/>
+          <w:sz w:val="21"/>
+        </w:rPr>
+        <w:t>订票体验：</w:t>
+      </w:r>
+      <w:r>
+        <w:rPr>
+          <w:rFonts w:ascii="Calibri" w:hAnsi="Calibri" w:eastAsia="宋体"/>
+          <w:b w:val="0"/>
+          <w:sz w:val="21"/>
+        </w:rPr>
+        <w:t xml:space="preserve"> 尤其国外机票，价格差距不大时尽量减少转机次数。</w:t>
+      </w:r>
+    </w:p>
+    <w:p>
+      <w:pPr>
+        <w:spacing w:after="40" w:before="0" w:line="324" w:lineRule="auto"/>
+        <w:ind w:left="454"/>
+      </w:pPr>
+      <w:r>
+        <w:rPr>
+          <w:rFonts w:ascii="Calibri" w:hAnsi="Calibri" w:eastAsia="宋体"/>
+          <w:b w:val="0"/>
+          <w:sz w:val="21"/>
+        </w:rPr>
+        <w:t xml:space="preserve">– </w:t>
+      </w:r>
+      <w:r>
+        <w:rPr>
+          <w:rFonts w:ascii="Calibri" w:hAnsi="Calibri" w:eastAsia="宋体"/>
+          <w:b/>
+          <w:sz w:val="21"/>
+        </w:rPr>
+        <w:t>调休规则沟通不足：</w:t>
+      </w:r>
+      <w:r>
+        <w:rPr>
+          <w:rFonts w:ascii="Calibri" w:hAnsi="Calibri" w:eastAsia="宋体"/>
+          <w:b w:val="0"/>
+          <w:sz w:val="21"/>
+        </w:rPr>
+        <w:t xml:space="preserve"> 调休到期“一刀切”消除、未提前通知，影响工作动力；项目调休属个人假期，行政/人事若执行制度应事先告知；日常调休跨年至次年 7 月底作废，有人希望延长。差旅补助起止时点条款也偏笼统，建议明确国内/境外补助核算节点。</w:t>
+      </w:r>
+    </w:p>
+    <w:p>
+      <w:pPr>
+        <w:spacing w:after="40" w:before="0" w:line="324" w:lineRule="auto"/>
+        <w:ind w:left="454"/>
+      </w:pPr>
+      <w:r>
+        <w:rPr>
+          <w:rFonts w:ascii="Calibri" w:hAnsi="Calibri" w:eastAsia="宋体"/>
+          <w:b w:val="0"/>
+          <w:sz w:val="21"/>
+        </w:rPr>
+        <w:t xml:space="preserve">– </w:t>
+      </w:r>
+      <w:r>
+        <w:rPr>
+          <w:rFonts w:ascii="Calibri" w:hAnsi="Calibri" w:eastAsia="宋体"/>
+          <w:b/>
+          <w:sz w:val="21"/>
+        </w:rPr>
+        <w:t>其他：</w:t>
+      </w:r>
+      <w:r>
+        <w:rPr>
+          <w:rFonts w:ascii="Calibri" w:hAnsi="Calibri" w:eastAsia="宋体"/>
+          <w:b w:val="0"/>
+          <w:sz w:val="21"/>
+        </w:rPr>
+        <w:t xml:space="preserve"> 请假可增加“2 小时”选项；办公环境方面有人肯定行政认真负责，并建议增加月度生日集体活动。另有答卷反映办公网络/WiFi/VPN、会议室电脑配置等保障条件影响效率，属行政与信息化协同范畴。</w:t>
+      </w:r>
+    </w:p>
+    <w:p>
+      <w:pPr>
+        <w:spacing w:after="80" w:before="0" w:line="324" w:lineRule="auto"/>
+        <w:ind w:left="113"/>
       </w:pPr>
       <w:r>
         <w:rPr>
@@ -4457,13 +4907,133 @@
           <w:b w:val="0"/>
           <w:sz w:val="22"/>
         </w:rPr>
-        <w:t xml:space="preserve"> 要控风险，但避免成为业务“枷锁”；尺度需与经营目标平衡。</w:t>
+        <w:t xml:space="preserve"> 核心张力是“控风险”与“保业务推进”的尺度——</w:t>
       </w:r>
     </w:p>
     <w:p>
       <w:pPr>
-        <w:spacing w:after="60" w:before="0" w:line="324" w:lineRule="auto"/>
-        <w:ind w:left="170"/>
+        <w:spacing w:after="40" w:before="0" w:line="324" w:lineRule="auto"/>
+        <w:ind w:left="454"/>
+      </w:pPr>
+      <w:r>
+        <w:rPr>
+          <w:rFonts w:ascii="Calibri" w:hAnsi="Calibri" w:eastAsia="宋体"/>
+          <w:b w:val="0"/>
+          <w:sz w:val="21"/>
+        </w:rPr>
+        <w:t xml:space="preserve">– </w:t>
+      </w:r>
+      <w:r>
+        <w:rPr>
+          <w:rFonts w:ascii="Calibri" w:hAnsi="Calibri" w:eastAsia="宋体"/>
+          <w:b/>
+          <w:sz w:val="21"/>
+        </w:rPr>
+        <w:t>总原则：</w:t>
+      </w:r>
+      <w:r>
+        <w:rPr>
+          <w:rFonts w:ascii="Calibri" w:hAnsi="Calibri" w:eastAsia="宋体"/>
+          <w:b w:val="0"/>
+          <w:sz w:val="21"/>
+        </w:rPr>
+        <w:t xml:space="preserve"> 合同、供应商管理与审计制度具有双面性；若条款与处罚一律按公司单方极致安全执行，可能合作推不动、损失更大（如供应商处罚机制被形容为“双刃剑”）。法务、审计应是风险防控的“保护锁”，不应成为限制业务发展的“枷锁”；在合法合规与重大风险可控前提下，保留合理协商空间。</w:t>
+      </w:r>
+    </w:p>
+    <w:p>
+      <w:pPr>
+        <w:spacing w:after="40" w:before="0" w:line="324" w:lineRule="auto"/>
+        <w:ind w:left="454"/>
+      </w:pPr>
+      <w:r>
+        <w:rPr>
+          <w:rFonts w:ascii="Calibri" w:hAnsi="Calibri" w:eastAsia="宋体"/>
+          <w:b w:val="0"/>
+          <w:sz w:val="21"/>
+        </w:rPr>
+        <w:t xml:space="preserve">– </w:t>
+      </w:r>
+      <w:r>
+        <w:rPr>
+          <w:rFonts w:ascii="Calibri" w:hAnsi="Calibri" w:eastAsia="宋体"/>
+          <w:b/>
+          <w:sz w:val="21"/>
+        </w:rPr>
+        <w:t>审计规范化与透明：</w:t>
+      </w:r>
+      <w:r>
+        <w:rPr>
+          <w:rFonts w:ascii="Calibri" w:hAnsi="Calibri" w:eastAsia="宋体"/>
+          <w:b w:val="0"/>
+          <w:sz w:val="21"/>
+        </w:rPr>
+        <w:t xml:space="preserve"> 建议建立清晰、公开的审计规范标准；项目成本预算表制度尽快落地，并在总经办、财务、审计、人事备案，便于审计评价；项目完工总结复盘资料提交工程部经理时同步提交审计。</w:t>
+      </w:r>
+    </w:p>
+    <w:p>
+      <w:pPr>
+        <w:spacing w:after="40" w:before="0" w:line="324" w:lineRule="auto"/>
+        <w:ind w:left="454"/>
+      </w:pPr>
+      <w:r>
+        <w:rPr>
+          <w:rFonts w:ascii="Calibri" w:hAnsi="Calibri" w:eastAsia="宋体"/>
+          <w:b w:val="0"/>
+          <w:sz w:val="21"/>
+        </w:rPr>
+        <w:t xml:space="preserve">– </w:t>
+      </w:r>
+      <w:r>
+        <w:rPr>
+          <w:rFonts w:ascii="Calibri" w:hAnsi="Calibri" w:eastAsia="宋体"/>
+          <w:b/>
+          <w:sz w:val="21"/>
+        </w:rPr>
+        <w:t>协同减负：</w:t>
+      </w:r>
+      <w:r>
+        <w:rPr>
+          <w:rFonts w:ascii="Calibri" w:hAnsi="Calibri" w:eastAsia="宋体"/>
+          <w:b w:val="0"/>
+          <w:sz w:val="21"/>
+        </w:rPr>
+        <w:t xml:space="preserve"> 签约量上升后，纸质合同再分别移交财务、法务造成重复整理，建议以成本合约部归档为主，财务/法务优先用电子版或借阅，减少纸质留存份数。</w:t>
+      </w:r>
+    </w:p>
+    <w:p>
+      <w:pPr>
+        <w:spacing w:after="40" w:before="0" w:line="324" w:lineRule="auto"/>
+        <w:ind w:left="454"/>
+      </w:pPr>
+      <w:r>
+        <w:rPr>
+          <w:rFonts w:ascii="Calibri" w:hAnsi="Calibri" w:eastAsia="宋体"/>
+          <w:b w:val="0"/>
+          <w:sz w:val="21"/>
+        </w:rPr>
+        <w:t xml:space="preserve">– </w:t>
+      </w:r>
+      <w:r>
+        <w:rPr>
+          <w:rFonts w:ascii="Calibri" w:hAnsi="Calibri" w:eastAsia="宋体"/>
+          <w:b/>
+          <w:sz w:val="21"/>
+        </w:rPr>
+        <w:t>劳动合规提醒：</w:t>
+      </w:r>
+      <w:r>
+        <w:rPr>
+          <w:rFonts w:ascii="Calibri" w:hAnsi="Calibri" w:eastAsia="宋体"/>
+          <w:b w:val="0"/>
+          <w:sz w:val="21"/>
+        </w:rPr>
+        <w:t xml:space="preserve"> 有答卷指出加班一律调休、法定假加班报酬等问题，认为法务应对相关制度风险保持敏感（该观点情绪较强，宜作为合规复核线索，而非单一结论）。</w:t>
+      </w:r>
+    </w:p>
+    <w:p>
+      <w:pPr>
+        <w:spacing w:after="80" w:before="0" w:line="324" w:lineRule="auto"/>
+        <w:ind w:left="113"/>
       </w:pPr>
       <w:r>
         <w:rPr>
@@ -4479,7 +5049,7 @@
           <w:b/>
           <w:sz w:val="22"/>
         </w:rPr>
-        <w:t>总原则：</w:t>
+        <w:t>总原则（跨部门共识）：</w:t>
       </w:r>
       <w:r>
         <w:rPr>
@@ -4487,7 +5057,7 @@
           <w:b w:val="0"/>
           <w:sz w:val="22"/>
         </w:rPr>
-        <w:t xml:space="preserve"> 保障部门从“审批管控”转向“业务支持 + 风险保障”。</w:t>
+        <w:t xml:space="preserve"> 保障部门应从“审批管控”更多转向“业务支持 + 风险保障”；主动参与打单与执行、常态化对接一线项目与海外痛点，避免管理要求与现场业务脱节；在制度正确、风险可控前提下，最大限度为业务和员工创造便利。</w:t>
       </w:r>
     </w:p>
     <w:p>
@@ -4496,7 +5066,7 @@
       </w:pPr>
       <w:r>
         <w:rPr>
-          <w:rFonts w:ascii="Arial" w:hAnsi="Arial" w:eastAsia="黑体"/>
+          <w:rFonts w:ascii="Calibri" w:hAnsi="Calibri" w:eastAsia="黑体"/>
           <w:b/>
           <w:sz w:val="24"/>
         </w:rPr>
@@ -4519,7 +5089,7 @@
     <w:p>
       <w:pPr>
         <w:spacing w:after="60" w:before="0" w:line="324" w:lineRule="auto"/>
-        <w:ind w:left="283"/>
+        <w:ind w:left="227"/>
       </w:pPr>
       <w:r>
         <w:rPr>
@@ -4549,7 +5119,7 @@
     <w:p>
       <w:pPr>
         <w:spacing w:after="60" w:before="0" w:line="324" w:lineRule="auto"/>
-        <w:ind w:left="283"/>
+        <w:ind w:left="227"/>
       </w:pPr>
       <w:r>
         <w:rPr>
@@ -4579,7 +5149,7 @@
     <w:p>
       <w:pPr>
         <w:spacing w:after="60" w:before="0" w:line="324" w:lineRule="auto"/>
-        <w:ind w:left="283"/>
+        <w:ind w:left="227"/>
       </w:pPr>
       <w:r>
         <w:rPr>
@@ -4622,7 +5192,7 @@
     <w:p>
       <w:pPr>
         <w:spacing w:after="60" w:before="0" w:line="324" w:lineRule="auto"/>
-        <w:ind w:left="283"/>
+        <w:ind w:left="227"/>
       </w:pPr>
       <w:r>
         <w:rPr>
@@ -4644,7 +5214,7 @@
     <w:p>
       <w:pPr>
         <w:spacing w:after="60" w:before="0" w:line="324" w:lineRule="auto"/>
-        <w:ind w:left="283"/>
+        <w:ind w:left="227"/>
       </w:pPr>
       <w:r>
         <w:rPr>
@@ -4666,7 +5236,7 @@
     <w:p>
       <w:pPr>
         <w:spacing w:after="60" w:before="0" w:line="324" w:lineRule="auto"/>
-        <w:ind w:left="283"/>
+        <w:ind w:left="227"/>
       </w:pPr>
       <w:r>
         <w:rPr>
@@ -4712,7 +5282,7 @@
       </w:pPr>
       <w:r>
         <w:rPr>
-          <w:rFonts w:ascii="Arial" w:hAnsi="Arial" w:eastAsia="黑体"/>
+          <w:rFonts w:ascii="Calibri" w:hAnsi="Calibri" w:eastAsia="黑体"/>
           <w:b/>
           <w:sz w:val="24"/>
         </w:rPr>
@@ -4735,7 +5305,7 @@
     <w:p>
       <w:pPr>
         <w:spacing w:after="60" w:before="0" w:line="324" w:lineRule="auto"/>
-        <w:ind w:left="283"/>
+        <w:ind w:left="227"/>
       </w:pPr>
       <w:r>
         <w:rPr>
@@ -4757,7 +5327,7 @@
     <w:p>
       <w:pPr>
         <w:spacing w:after="60" w:before="0" w:line="324" w:lineRule="auto"/>
-        <w:ind w:left="283"/>
+        <w:ind w:left="227"/>
       </w:pPr>
       <w:r>
         <w:rPr>
@@ -4792,7 +5362,7 @@
     <w:p>
       <w:pPr>
         <w:spacing w:after="60" w:before="0" w:line="324" w:lineRule="auto"/>
-        <w:ind w:left="283"/>
+        <w:ind w:left="227"/>
       </w:pPr>
       <w:r>
         <w:rPr>
@@ -4814,7 +5384,7 @@
     <w:p>
       <w:pPr>
         <w:spacing w:after="60" w:before="0" w:line="324" w:lineRule="auto"/>
-        <w:ind w:left="283"/>
+        <w:ind w:left="227"/>
       </w:pPr>
       <w:r>
         <w:rPr>
@@ -4839,7 +5409,7 @@
       </w:pPr>
       <w:r>
         <w:rPr>
-          <w:rFonts w:ascii="Arial" w:hAnsi="Arial" w:eastAsia="黑体"/>
+          <w:rFonts w:ascii="Calibri" w:hAnsi="Calibri" w:eastAsia="黑体"/>
           <w:b/>
           <w:sz w:val="24"/>
         </w:rPr>
@@ -4862,7 +5432,7 @@
     <w:p>
       <w:pPr>
         <w:spacing w:after="60" w:before="0" w:line="324" w:lineRule="auto"/>
-        <w:ind w:left="283"/>
+        <w:ind w:left="227"/>
       </w:pPr>
       <w:r>
         <w:rPr>
@@ -4884,7 +5454,7 @@
     <w:p>
       <w:pPr>
         <w:spacing w:after="60" w:before="0" w:line="324" w:lineRule="auto"/>
-        <w:ind w:left="283"/>
+        <w:ind w:left="227"/>
       </w:pPr>
       <w:r>
         <w:rPr>
@@ -4906,7 +5476,7 @@
     <w:p>
       <w:pPr>
         <w:spacing w:after="60" w:before="0" w:line="324" w:lineRule="auto"/>
-        <w:ind w:left="283"/>
+        <w:ind w:left="227"/>
       </w:pPr>
       <w:r>
         <w:rPr>
@@ -4928,7 +5498,7 @@
     <w:p>
       <w:pPr>
         <w:spacing w:after="60" w:before="0" w:line="324" w:lineRule="auto"/>
-        <w:ind w:left="283"/>
+        <w:ind w:left="227"/>
       </w:pPr>
       <w:r>
         <w:rPr>
@@ -4950,7 +5520,7 @@
     <w:p>
       <w:pPr>
         <w:spacing w:after="60" w:before="0" w:line="324" w:lineRule="auto"/>
-        <w:ind w:left="283"/>
+        <w:ind w:left="227"/>
       </w:pPr>
       <w:r>
         <w:rPr>
@@ -4983,7 +5553,7 @@
       </w:pPr>
       <w:r>
         <w:rPr>
-          <w:rFonts w:ascii="Arial" w:hAnsi="Arial" w:eastAsia="黑体"/>
+          <w:rFonts w:ascii="Calibri" w:hAnsi="Calibri" w:eastAsia="黑体"/>
           <w:b/>
           <w:sz w:val="28"/>
         </w:rPr>
@@ -5013,7 +5583,7 @@
             <w:r/>
             <w:r>
               <w:rPr>
-                <w:rFonts w:ascii="Arial" w:hAnsi="Arial" w:eastAsia="黑体"/>
+                <w:rFonts w:ascii="Calibri" w:hAnsi="Calibri" w:eastAsia="黑体"/>
                 <w:b/>
                 <w:sz w:val="18"/>
               </w:rPr>
@@ -5030,7 +5600,7 @@
             <w:r/>
             <w:r>
               <w:rPr>
-                <w:rFonts w:ascii="Arial" w:hAnsi="Arial" w:eastAsia="黑体"/>
+                <w:rFonts w:ascii="Calibri" w:hAnsi="Calibri" w:eastAsia="黑体"/>
                 <w:b/>
                 <w:sz w:val="18"/>
               </w:rPr>
@@ -5047,7 +5617,7 @@
             <w:r/>
             <w:r>
               <w:rPr>
-                <w:rFonts w:ascii="Arial" w:hAnsi="Arial" w:eastAsia="黑体"/>
+                <w:rFonts w:ascii="Calibri" w:hAnsi="Calibri" w:eastAsia="黑体"/>
                 <w:b/>
                 <w:sz w:val="18"/>
               </w:rPr>
@@ -5064,7 +5634,7 @@
             <w:r/>
             <w:r>
               <w:rPr>
-                <w:rFonts w:ascii="Arial" w:hAnsi="Arial" w:eastAsia="黑体"/>
+                <w:rFonts w:ascii="Calibri" w:hAnsi="Calibri" w:eastAsia="黑体"/>
                 <w:b/>
                 <w:sz w:val="18"/>
               </w:rPr>
@@ -5481,7 +6051,7 @@
       </w:pPr>
       <w:r>
         <w:rPr>
-          <w:rFonts w:ascii="Arial" w:hAnsi="Arial" w:eastAsia="黑体"/>
+          <w:rFonts w:ascii="Calibri" w:hAnsi="Calibri" w:eastAsia="黑体"/>
           <w:b/>
           <w:sz w:val="28"/>
         </w:rPr>
@@ -5494,7 +6064,7 @@
       </w:pPr>
       <w:r>
         <w:rPr>
-          <w:rFonts w:ascii="Arial" w:hAnsi="Arial" w:eastAsia="黑体"/>
+          <w:rFonts w:ascii="Calibri" w:hAnsi="Calibri" w:eastAsia="黑体"/>
           <w:b/>
           <w:sz w:val="24"/>
         </w:rPr>
@@ -5524,7 +6094,7 @@
             <w:r/>
             <w:r>
               <w:rPr>
-                <w:rFonts w:ascii="Arial" w:hAnsi="Arial" w:eastAsia="黑体"/>
+                <w:rFonts w:ascii="Calibri" w:hAnsi="Calibri" w:eastAsia="黑体"/>
                 <w:b/>
                 <w:sz w:val="18"/>
               </w:rPr>
@@ -5541,7 +6111,7 @@
             <w:r/>
             <w:r>
               <w:rPr>
-                <w:rFonts w:ascii="Arial" w:hAnsi="Arial" w:eastAsia="黑体"/>
+                <w:rFonts w:ascii="Calibri" w:hAnsi="Calibri" w:eastAsia="黑体"/>
                 <w:b/>
                 <w:sz w:val="18"/>
               </w:rPr>
@@ -5558,7 +6128,7 @@
             <w:r/>
             <w:r>
               <w:rPr>
-                <w:rFonts w:ascii="Arial" w:hAnsi="Arial" w:eastAsia="黑体"/>
+                <w:rFonts w:ascii="Calibri" w:hAnsi="Calibri" w:eastAsia="黑体"/>
                 <w:b/>
                 <w:sz w:val="18"/>
               </w:rPr>
@@ -5575,7 +6145,7 @@
             <w:r/>
             <w:r>
               <w:rPr>
-                <w:rFonts w:ascii="Arial" w:hAnsi="Arial" w:eastAsia="黑体"/>
+                <w:rFonts w:ascii="Calibri" w:hAnsi="Calibri" w:eastAsia="黑体"/>
                 <w:b/>
                 <w:sz w:val="18"/>
               </w:rPr>
@@ -5860,7 +6430,7 @@
       </w:pPr>
       <w:r>
         <w:rPr>
-          <w:rFonts w:ascii="Arial" w:hAnsi="Arial" w:eastAsia="黑体"/>
+          <w:rFonts w:ascii="Calibri" w:hAnsi="Calibri" w:eastAsia="黑体"/>
           <w:b/>
           <w:sz w:val="24"/>
         </w:rPr>
@@ -5890,7 +6460,7 @@
             <w:r/>
             <w:r>
               <w:rPr>
-                <w:rFonts w:ascii="Arial" w:hAnsi="Arial" w:eastAsia="黑体"/>
+                <w:rFonts w:ascii="Calibri" w:hAnsi="Calibri" w:eastAsia="黑体"/>
                 <w:b/>
                 <w:sz w:val="18"/>
               </w:rPr>
@@ -5907,7 +6477,7 @@
             <w:r/>
             <w:r>
               <w:rPr>
-                <w:rFonts w:ascii="Arial" w:hAnsi="Arial" w:eastAsia="黑体"/>
+                <w:rFonts w:ascii="Calibri" w:hAnsi="Calibri" w:eastAsia="黑体"/>
                 <w:b/>
                 <w:sz w:val="18"/>
               </w:rPr>
@@ -5924,7 +6494,7 @@
             <w:r/>
             <w:r>
               <w:rPr>
-                <w:rFonts w:ascii="Arial" w:hAnsi="Arial" w:eastAsia="黑体"/>
+                <w:rFonts w:ascii="Calibri" w:hAnsi="Calibri" w:eastAsia="黑体"/>
                 <w:b/>
                 <w:sz w:val="18"/>
               </w:rPr>
@@ -5941,7 +6511,7 @@
             <w:r/>
             <w:r>
               <w:rPr>
-                <w:rFonts w:ascii="Arial" w:hAnsi="Arial" w:eastAsia="黑体"/>
+                <w:rFonts w:ascii="Calibri" w:hAnsi="Calibri" w:eastAsia="黑体"/>
                 <w:b/>
                 <w:sz w:val="18"/>
               </w:rPr>
@@ -6292,7 +6862,7 @@
       </w:pPr>
       <w:r>
         <w:rPr>
-          <w:rFonts w:ascii="Arial" w:hAnsi="Arial" w:eastAsia="黑体"/>
+          <w:rFonts w:ascii="Calibri" w:hAnsi="Calibri" w:eastAsia="黑体"/>
           <w:b/>
           <w:sz w:val="24"/>
         </w:rPr>
@@ -6322,7 +6892,7 @@
             <w:r/>
             <w:r>
               <w:rPr>
-                <w:rFonts w:ascii="Arial" w:hAnsi="Arial" w:eastAsia="黑体"/>
+                <w:rFonts w:ascii="Calibri" w:hAnsi="Calibri" w:eastAsia="黑体"/>
                 <w:b/>
                 <w:sz w:val="18"/>
               </w:rPr>
@@ -6339,7 +6909,7 @@
             <w:r/>
             <w:r>
               <w:rPr>
-                <w:rFonts w:ascii="Arial" w:hAnsi="Arial" w:eastAsia="黑体"/>
+                <w:rFonts w:ascii="Calibri" w:hAnsi="Calibri" w:eastAsia="黑体"/>
                 <w:b/>
                 <w:sz w:val="18"/>
               </w:rPr>
@@ -6356,7 +6926,7 @@
             <w:r/>
             <w:r>
               <w:rPr>
-                <w:rFonts w:ascii="Arial" w:hAnsi="Arial" w:eastAsia="黑体"/>
+                <w:rFonts w:ascii="Calibri" w:hAnsi="Calibri" w:eastAsia="黑体"/>
                 <w:b/>
                 <w:sz w:val="18"/>
               </w:rPr>
@@ -6373,7 +6943,7 @@
             <w:r/>
             <w:r>
               <w:rPr>
-                <w:rFonts w:ascii="Arial" w:hAnsi="Arial" w:eastAsia="黑体"/>
+                <w:rFonts w:ascii="Calibri" w:hAnsi="Calibri" w:eastAsia="黑体"/>
                 <w:b/>
                 <w:sz w:val="18"/>
               </w:rPr>
@@ -6658,7 +7228,7 @@
       </w:pPr>
       <w:r>
         <w:rPr>
-          <w:rFonts w:ascii="Arial" w:hAnsi="Arial" w:eastAsia="黑体"/>
+          <w:rFonts w:ascii="Calibri" w:hAnsi="Calibri" w:eastAsia="黑体"/>
           <w:b/>
           <w:sz w:val="28"/>
         </w:rPr>
@@ -6680,8 +7250,8 @@
     </w:p>
     <w:p>
       <w:pPr>
-        <w:spacing w:after="60" w:before="0" w:line="324" w:lineRule="auto"/>
-        <w:ind w:left="170"/>
+        <w:spacing w:after="80" w:before="0" w:line="324" w:lineRule="auto"/>
+        <w:ind w:left="113"/>
       </w:pPr>
       <w:r>
         <w:rPr>
@@ -6710,8 +7280,8 @@
     </w:p>
     <w:p>
       <w:pPr>
-        <w:spacing w:after="60" w:before="0" w:line="324" w:lineRule="auto"/>
-        <w:ind w:left="170"/>
+        <w:spacing w:after="80" w:before="0" w:line="324" w:lineRule="auto"/>
+        <w:ind w:left="113"/>
       </w:pPr>
       <w:r>
         <w:rPr>
@@ -6740,8 +7310,8 @@
     </w:p>
     <w:p>
       <w:pPr>
-        <w:spacing w:after="60" w:before="0" w:line="324" w:lineRule="auto"/>
-        <w:ind w:left="170"/>
+        <w:spacing w:after="80" w:before="0" w:line="324" w:lineRule="auto"/>
+        <w:ind w:left="113"/>
       </w:pPr>
       <w:r>
         <w:rPr>
@@ -6770,8 +7340,8 @@
     </w:p>
     <w:p>
       <w:pPr>
-        <w:spacing w:after="60" w:before="0" w:line="324" w:lineRule="auto"/>
-        <w:ind w:left="170"/>
+        <w:spacing w:after="80" w:before="0" w:line="324" w:lineRule="auto"/>
+        <w:ind w:left="113"/>
       </w:pPr>
       <w:r>
         <w:rPr>
@@ -6804,7 +7374,7 @@
       </w:pPr>
       <w:r>
         <w:rPr>
-          <w:rFonts w:ascii="Arial" w:hAnsi="Arial" w:eastAsia="黑体"/>
+          <w:rFonts w:ascii="Calibri" w:hAnsi="Calibri" w:eastAsia="黑体"/>
           <w:b/>
           <w:sz w:val="28"/>
         </w:rPr>
